--- a/Selenium_WebDriver/reports/Notification_Test_Report.docx
+++ b/Selenium_WebDriver/reports/Notification_Test_Report.docx
@@ -28,7 +28,7 @@
           <w:color w:val="000000"/>
           <w:sz w:val="26"/>
         </w:rPr>
-        <w:t>Thời gian tạo báo cáo: 07/09/2026 19:12:18</w:t>
+        <w:t>Thời gian tạo báo cáo: 14/09/2026 19:39:35</w:t>
       </w:r>
     </w:p>
     <w:p/>
@@ -410,22 +410,22 @@
                 <w:color w:val="000000"/>
                 <w:sz w:val="26"/>
               </w:rPr>
-              <w:t>07/09/2026 19:06:56</w:t>
-            </w:r>
-          </w:p>
-        </w:tc>
-        <w:tc>
-          <w:tcPr>
-            <w:tcW w:type="dxa" w:w="1440"/>
-          </w:tcPr>
-          <w:p>
-            <w:r>
-              <w:rPr>
-                <w:rFonts w:ascii="Times New Roman" w:hAnsi="Times New Roman" w:eastAsia="Times New Roman"/>
-                <w:color w:val="000000"/>
-                <w:sz w:val="26"/>
-              </w:rPr>
-              <w:t>8.14</w:t>
+              <w:t>14/09/2026 19:33:47</w:t>
+            </w:r>
+          </w:p>
+        </w:tc>
+        <w:tc>
+          <w:tcPr>
+            <w:tcW w:type="dxa" w:w="1440"/>
+          </w:tcPr>
+          <w:p>
+            <w:r>
+              <w:rPr>
+                <w:rFonts w:ascii="Times New Roman" w:hAnsi="Times New Roman" w:eastAsia="Times New Roman"/>
+                <w:color w:val="000000"/>
+                <w:sz w:val="26"/>
+              </w:rPr>
+              <w:t>8.31</w:t>
             </w:r>
           </w:p>
         </w:tc>
@@ -500,22 +500,22 @@
                 <w:color w:val="000000"/>
                 <w:sz w:val="26"/>
               </w:rPr>
-              <w:t>07/09/2026 19:07:08</w:t>
-            </w:r>
-          </w:p>
-        </w:tc>
-        <w:tc>
-          <w:tcPr>
-            <w:tcW w:type="dxa" w:w="1440"/>
-          </w:tcPr>
-          <w:p>
-            <w:r>
-              <w:rPr>
-                <w:rFonts w:ascii="Times New Roman" w:hAnsi="Times New Roman" w:eastAsia="Times New Roman"/>
-                <w:color w:val="000000"/>
-                <w:sz w:val="26"/>
-              </w:rPr>
-              <w:t>8.68</w:t>
+              <w:t>14/09/2026 19:33:59</w:t>
+            </w:r>
+          </w:p>
+        </w:tc>
+        <w:tc>
+          <w:tcPr>
+            <w:tcW w:type="dxa" w:w="1440"/>
+          </w:tcPr>
+          <w:p>
+            <w:r>
+              <w:rPr>
+                <w:rFonts w:ascii="Times New Roman" w:hAnsi="Times New Roman" w:eastAsia="Times New Roman"/>
+                <w:color w:val="000000"/>
+                <w:sz w:val="26"/>
+              </w:rPr>
+              <w:t>8.70</w:t>
             </w:r>
           </w:p>
         </w:tc>
@@ -590,22 +590,22 @@
                 <w:color w:val="000000"/>
                 <w:sz w:val="26"/>
               </w:rPr>
-              <w:t>07/09/2026 19:07:21</w:t>
-            </w:r>
-          </w:p>
-        </w:tc>
-        <w:tc>
-          <w:tcPr>
-            <w:tcW w:type="dxa" w:w="1440"/>
-          </w:tcPr>
-          <w:p>
-            <w:r>
-              <w:rPr>
-                <w:rFonts w:ascii="Times New Roman" w:hAnsi="Times New Roman" w:eastAsia="Times New Roman"/>
-                <w:color w:val="000000"/>
-                <w:sz w:val="26"/>
-              </w:rPr>
-              <w:t>9.92</w:t>
+              <w:t>14/09/2026 19:34:12</w:t>
+            </w:r>
+          </w:p>
+        </w:tc>
+        <w:tc>
+          <w:tcPr>
+            <w:tcW w:type="dxa" w:w="1440"/>
+          </w:tcPr>
+          <w:p>
+            <w:r>
+              <w:rPr>
+                <w:rFonts w:ascii="Times New Roman" w:hAnsi="Times New Roman" w:eastAsia="Times New Roman"/>
+                <w:color w:val="000000"/>
+                <w:sz w:val="26"/>
+              </w:rPr>
+              <w:t>9.89</w:t>
             </w:r>
           </w:p>
         </w:tc>
@@ -680,22 +680,22 @@
                 <w:color w:val="000000"/>
                 <w:sz w:val="26"/>
               </w:rPr>
-              <w:t>07/09/2026 19:07:39</w:t>
-            </w:r>
-          </w:p>
-        </w:tc>
-        <w:tc>
-          <w:tcPr>
-            <w:tcW w:type="dxa" w:w="1440"/>
-          </w:tcPr>
-          <w:p>
-            <w:r>
-              <w:rPr>
-                <w:rFonts w:ascii="Times New Roman" w:hAnsi="Times New Roman" w:eastAsia="Times New Roman"/>
-                <w:color w:val="000000"/>
-                <w:sz w:val="26"/>
-              </w:rPr>
-              <w:t>14.78</w:t>
+              <w:t>14/09/2026 19:34:30</w:t>
+            </w:r>
+          </w:p>
+        </w:tc>
+        <w:tc>
+          <w:tcPr>
+            <w:tcW w:type="dxa" w:w="1440"/>
+          </w:tcPr>
+          <w:p>
+            <w:r>
+              <w:rPr>
+                <w:rFonts w:ascii="Times New Roman" w:hAnsi="Times New Roman" w:eastAsia="Times New Roman"/>
+                <w:color w:val="000000"/>
+                <w:sz w:val="26"/>
+              </w:rPr>
+              <w:t>15.23</w:t>
             </w:r>
           </w:p>
         </w:tc>
@@ -770,22 +770,22 @@
                 <w:color w:val="000000"/>
                 <w:sz w:val="26"/>
               </w:rPr>
-              <w:t>07/09/2026 19:07:49</w:t>
-            </w:r>
-          </w:p>
-        </w:tc>
-        <w:tc>
-          <w:tcPr>
-            <w:tcW w:type="dxa" w:w="1440"/>
-          </w:tcPr>
-          <w:p>
-            <w:r>
-              <w:rPr>
-                <w:rFonts w:ascii="Times New Roman" w:hAnsi="Times New Roman" w:eastAsia="Times New Roman"/>
-                <w:color w:val="000000"/>
-                <w:sz w:val="26"/>
-              </w:rPr>
-              <w:t>6.82</w:t>
+              <w:t>14/09/2026 19:34:41</w:t>
+            </w:r>
+          </w:p>
+        </w:tc>
+        <w:tc>
+          <w:tcPr>
+            <w:tcW w:type="dxa" w:w="1440"/>
+          </w:tcPr>
+          <w:p>
+            <w:r>
+              <w:rPr>
+                <w:rFonts w:ascii="Times New Roman" w:hAnsi="Times New Roman" w:eastAsia="Times New Roman"/>
+                <w:color w:val="000000"/>
+                <w:sz w:val="26"/>
+              </w:rPr>
+              <w:t>7.36</w:t>
             </w:r>
           </w:p>
         </w:tc>
@@ -860,22 +860,22 @@
                 <w:color w:val="000000"/>
                 <w:sz w:val="26"/>
               </w:rPr>
-              <w:t>07/09/2026 19:08:02</w:t>
-            </w:r>
-          </w:p>
-        </w:tc>
-        <w:tc>
-          <w:tcPr>
-            <w:tcW w:type="dxa" w:w="1440"/>
-          </w:tcPr>
-          <w:p>
-            <w:r>
-              <w:rPr>
-                <w:rFonts w:ascii="Times New Roman" w:hAnsi="Times New Roman" w:eastAsia="Times New Roman"/>
-                <w:color w:val="000000"/>
-                <w:sz w:val="26"/>
-              </w:rPr>
-              <w:t>10.24</w:t>
+              <w:t>14/09/2026 19:34:54</w:t>
+            </w:r>
+          </w:p>
+        </w:tc>
+        <w:tc>
+          <w:tcPr>
+            <w:tcW w:type="dxa" w:w="1440"/>
+          </w:tcPr>
+          <w:p>
+            <w:r>
+              <w:rPr>
+                <w:rFonts w:ascii="Times New Roman" w:hAnsi="Times New Roman" w:eastAsia="Times New Roman"/>
+                <w:color w:val="000000"/>
+                <w:sz w:val="26"/>
+              </w:rPr>
+              <w:t>10.36</w:t>
             </w:r>
           </w:p>
         </w:tc>
@@ -950,22 +950,22 @@
                 <w:color w:val="000000"/>
                 <w:sz w:val="26"/>
               </w:rPr>
-              <w:t>07/09/2026 19:08:16</w:t>
-            </w:r>
-          </w:p>
-        </w:tc>
-        <w:tc>
-          <w:tcPr>
-            <w:tcW w:type="dxa" w:w="1440"/>
-          </w:tcPr>
-          <w:p>
-            <w:r>
-              <w:rPr>
-                <w:rFonts w:ascii="Times New Roman" w:hAnsi="Times New Roman" w:eastAsia="Times New Roman"/>
-                <w:color w:val="000000"/>
-                <w:sz w:val="26"/>
-              </w:rPr>
-              <w:t>10.61</w:t>
+              <w:t>14/09/2026 19:35:08</w:t>
+            </w:r>
+          </w:p>
+        </w:tc>
+        <w:tc>
+          <w:tcPr>
+            <w:tcW w:type="dxa" w:w="1440"/>
+          </w:tcPr>
+          <w:p>
+            <w:r>
+              <w:rPr>
+                <w:rFonts w:ascii="Times New Roman" w:hAnsi="Times New Roman" w:eastAsia="Times New Roman"/>
+                <w:color w:val="000000"/>
+                <w:sz w:val="26"/>
+              </w:rPr>
+              <w:t>10.78</w:t>
             </w:r>
           </w:p>
         </w:tc>
@@ -1040,22 +1040,22 @@
                 <w:color w:val="000000"/>
                 <w:sz w:val="26"/>
               </w:rPr>
-              <w:t>07/09/2026 19:08:33</w:t>
-            </w:r>
-          </w:p>
-        </w:tc>
-        <w:tc>
-          <w:tcPr>
-            <w:tcW w:type="dxa" w:w="1440"/>
-          </w:tcPr>
-          <w:p>
-            <w:r>
-              <w:rPr>
-                <w:rFonts w:ascii="Times New Roman" w:hAnsi="Times New Roman" w:eastAsia="Times New Roman"/>
-                <w:color w:val="000000"/>
-                <w:sz w:val="26"/>
-              </w:rPr>
-              <w:t>13.49</w:t>
+              <w:t>14/09/2026 19:35:25</w:t>
+            </w:r>
+          </w:p>
+        </w:tc>
+        <w:tc>
+          <w:tcPr>
+            <w:tcW w:type="dxa" w:w="1440"/>
+          </w:tcPr>
+          <w:p>
+            <w:r>
+              <w:rPr>
+                <w:rFonts w:ascii="Times New Roman" w:hAnsi="Times New Roman" w:eastAsia="Times New Roman"/>
+                <w:color w:val="000000"/>
+                <w:sz w:val="26"/>
+              </w:rPr>
+              <w:t>13.65</w:t>
             </w:r>
           </w:p>
         </w:tc>
@@ -1130,22 +1130,22 @@
                 <w:color w:val="000000"/>
                 <w:sz w:val="26"/>
               </w:rPr>
-              <w:t>07/09/2026 19:08:38</w:t>
-            </w:r>
-          </w:p>
-        </w:tc>
-        <w:tc>
-          <w:tcPr>
-            <w:tcW w:type="dxa" w:w="1440"/>
-          </w:tcPr>
-          <w:p>
-            <w:r>
-              <w:rPr>
-                <w:rFonts w:ascii="Times New Roman" w:hAnsi="Times New Roman" w:eastAsia="Times New Roman"/>
-                <w:color w:val="000000"/>
-                <w:sz w:val="26"/>
-              </w:rPr>
-              <w:t>1.86</w:t>
+              <w:t>14/09/2026 19:35:50</w:t>
+            </w:r>
+          </w:p>
+        </w:tc>
+        <w:tc>
+          <w:tcPr>
+            <w:tcW w:type="dxa" w:w="1440"/>
+          </w:tcPr>
+          <w:p>
+            <w:r>
+              <w:rPr>
+                <w:rFonts w:ascii="Times New Roman" w:hAnsi="Times New Roman" w:eastAsia="Times New Roman"/>
+                <w:color w:val="000000"/>
+                <w:sz w:val="26"/>
+              </w:rPr>
+              <w:t>21.56</w:t>
             </w:r>
           </w:p>
         </w:tc>
@@ -1357,22 +1357,22 @@
                 <w:color w:val="000000"/>
                 <w:sz w:val="26"/>
               </w:rPr>
-              <w:t>07/09/2026 19:06:53</w:t>
-            </w:r>
-          </w:p>
-        </w:tc>
-        <w:tc>
-          <w:tcPr>
-            <w:tcW w:type="dxa" w:w="1440"/>
-          </w:tcPr>
-          <w:p>
-            <w:r>
-              <w:rPr>
-                <w:rFonts w:ascii="Times New Roman" w:hAnsi="Times New Roman" w:eastAsia="Times New Roman"/>
-                <w:color w:val="000000"/>
-                <w:sz w:val="26"/>
-              </w:rPr>
-              <w:t>Patient đặt lịch hợp lệ, appointment #661 ở trạng thái pending</w:t>
+              <w:t>14/09/2026 19:33:44</w:t>
+            </w:r>
+          </w:p>
+        </w:tc>
+        <w:tc>
+          <w:tcPr>
+            <w:tcW w:type="dxa" w:w="1440"/>
+          </w:tcPr>
+          <w:p>
+            <w:r>
+              <w:rPr>
+                <w:rFonts w:ascii="Times New Roman" w:hAnsi="Times New Roman" w:eastAsia="Times New Roman"/>
+                <w:color w:val="000000"/>
+                <w:sz w:val="26"/>
+              </w:rPr>
+              <w:t>Patient đặt lịch hợp lệ, appointment #724 ở trạng thái pending</w:t>
             </w:r>
           </w:p>
         </w:tc>
@@ -1448,7 +1448,7 @@
                 <w:color w:val="000000"/>
                 <w:sz w:val="26"/>
               </w:rPr>
-              <w:t>07/09/2026 19:06:54</w:t>
+              <w:t>14/09/2026 19:33:44</w:t>
             </w:r>
           </w:p>
         </w:tc>
@@ -1539,22 +1539,22 @@
                 <w:color w:val="000000"/>
                 <w:sz w:val="26"/>
               </w:rPr>
-              <w:t>07/09/2026 19:06:55</w:t>
-            </w:r>
-          </w:p>
-        </w:tc>
-        <w:tc>
-          <w:tcPr>
-            <w:tcW w:type="dxa" w:w="1440"/>
-          </w:tcPr>
-          <w:p>
-            <w:r>
-              <w:rPr>
-                <w:rFonts w:ascii="Times New Roman" w:hAnsi="Times New Roman" w:eastAsia="Times New Roman"/>
-                <w:color w:val="000000"/>
-                <w:sz w:val="26"/>
-              </w:rPr>
-              <w:t>Admin xác nhận appointment #661 thành công</w:t>
+              <w:t>14/09/2026 19:33:45</w:t>
+            </w:r>
+          </w:p>
+        </w:tc>
+        <w:tc>
+          <w:tcPr>
+            <w:tcW w:type="dxa" w:w="1440"/>
+          </w:tcPr>
+          <w:p>
+            <w:r>
+              <w:rPr>
+                <w:rFonts w:ascii="Times New Roman" w:hAnsi="Times New Roman" w:eastAsia="Times New Roman"/>
+                <w:color w:val="000000"/>
+                <w:sz w:val="26"/>
+              </w:rPr>
+              <w:t>Admin xác nhận appointment #724 thành công</w:t>
             </w:r>
           </w:p>
         </w:tc>
@@ -1630,7 +1630,7 @@
                 <w:color w:val="000000"/>
                 <w:sz w:val="26"/>
               </w:rPr>
-              <w:t>07/09/2026 19:06:55</w:t>
+              <w:t>14/09/2026 19:33:46</w:t>
             </w:r>
           </w:p>
         </w:tc>
@@ -1721,7 +1721,7 @@
                 <w:color w:val="000000"/>
                 <w:sz w:val="26"/>
               </w:rPr>
-              <w:t>07/09/2026 19:06:56</w:t>
+              <w:t>14/09/2026 19:33:47</w:t>
             </w:r>
           </w:p>
         </w:tc>
@@ -1812,22 +1812,22 @@
                 <w:color w:val="000000"/>
                 <w:sz w:val="26"/>
               </w:rPr>
-              <w:t>07/09/2026 19:06:56</w:t>
-            </w:r>
-          </w:p>
-        </w:tc>
-        <w:tc>
-          <w:tcPr>
-            <w:tcW w:type="dxa" w:w="1440"/>
-          </w:tcPr>
-          <w:p>
-            <w:r>
-              <w:rPr>
-                <w:rFonts w:ascii="Times New Roman" w:hAnsi="Times New Roman" w:eastAsia="Times New Roman"/>
-                <w:color w:val="000000"/>
-                <w:sz w:val="26"/>
-              </w:rPr>
-              <w:t>Tìm thấy notification của appointment #661</w:t>
+              <w:t>14/09/2026 19:33:47</w:t>
+            </w:r>
+          </w:p>
+        </w:tc>
+        <w:tc>
+          <w:tcPr>
+            <w:tcW w:type="dxa" w:w="1440"/>
+          </w:tcPr>
+          <w:p>
+            <w:r>
+              <w:rPr>
+                <w:rFonts w:ascii="Times New Roman" w:hAnsi="Times New Roman" w:eastAsia="Times New Roman"/>
+                <w:color w:val="000000"/>
+                <w:sz w:val="26"/>
+              </w:rPr>
+              <w:t>Tìm thấy notification của appointment #724</w:t>
             </w:r>
           </w:p>
         </w:tc>
@@ -1903,7 +1903,7 @@
                 <w:color w:val="000000"/>
                 <w:sz w:val="26"/>
               </w:rPr>
-              <w:t>07/09/2026 19:06:56</w:t>
+              <w:t>14/09/2026 19:33:47</w:t>
             </w:r>
           </w:p>
         </w:tc>
@@ -1994,22 +1994,22 @@
                 <w:color w:val="000000"/>
                 <w:sz w:val="26"/>
               </w:rPr>
-              <w:t>07/09/2026 19:07:04</w:t>
-            </w:r>
-          </w:p>
-        </w:tc>
-        <w:tc>
-          <w:tcPr>
-            <w:tcW w:type="dxa" w:w="1440"/>
-          </w:tcPr>
-          <w:p>
-            <w:r>
-              <w:rPr>
-                <w:rFonts w:ascii="Times New Roman" w:hAnsi="Times New Roman" w:eastAsia="Times New Roman"/>
-                <w:color w:val="000000"/>
-                <w:sz w:val="26"/>
-              </w:rPr>
-              <w:t>Patient đặt lịch hợp lệ, appointment #662 ở trạng thái pending</w:t>
+              <w:t>14/09/2026 19:33:55</w:t>
+            </w:r>
+          </w:p>
+        </w:tc>
+        <w:tc>
+          <w:tcPr>
+            <w:tcW w:type="dxa" w:w="1440"/>
+          </w:tcPr>
+          <w:p>
+            <w:r>
+              <w:rPr>
+                <w:rFonts w:ascii="Times New Roman" w:hAnsi="Times New Roman" w:eastAsia="Times New Roman"/>
+                <w:color w:val="000000"/>
+                <w:sz w:val="26"/>
+              </w:rPr>
+              <w:t>Patient đặt lịch hợp lệ, appointment #725 ở trạng thái pending</w:t>
             </w:r>
           </w:p>
         </w:tc>
@@ -2085,7 +2085,7 @@
                 <w:color w:val="000000"/>
                 <w:sz w:val="26"/>
               </w:rPr>
-              <w:t>07/09/2026 19:07:05</w:t>
+              <w:t>14/09/2026 19:33:56</w:t>
             </w:r>
           </w:p>
         </w:tc>
@@ -2176,22 +2176,22 @@
                 <w:color w:val="000000"/>
                 <w:sz w:val="26"/>
               </w:rPr>
-              <w:t>07/09/2026 19:07:07</w:t>
-            </w:r>
-          </w:p>
-        </w:tc>
-        <w:tc>
-          <w:tcPr>
-            <w:tcW w:type="dxa" w:w="1440"/>
-          </w:tcPr>
-          <w:p>
-            <w:r>
-              <w:rPr>
-                <w:rFonts w:ascii="Times New Roman" w:hAnsi="Times New Roman" w:eastAsia="Times New Roman"/>
-                <w:color w:val="000000"/>
-                <w:sz w:val="26"/>
-              </w:rPr>
-              <w:t>Admin hủy appointment #662 thành công</w:t>
+              <w:t>14/09/2026 19:33:58</w:t>
+            </w:r>
+          </w:p>
+        </w:tc>
+        <w:tc>
+          <w:tcPr>
+            <w:tcW w:type="dxa" w:w="1440"/>
+          </w:tcPr>
+          <w:p>
+            <w:r>
+              <w:rPr>
+                <w:rFonts w:ascii="Times New Roman" w:hAnsi="Times New Roman" w:eastAsia="Times New Roman"/>
+                <w:color w:val="000000"/>
+                <w:sz w:val="26"/>
+              </w:rPr>
+              <w:t>Admin hủy appointment #725 thành công</w:t>
             </w:r>
           </w:p>
         </w:tc>
@@ -2267,7 +2267,7 @@
                 <w:color w:val="000000"/>
                 <w:sz w:val="26"/>
               </w:rPr>
-              <w:t>07/09/2026 19:07:07</w:t>
+              <w:t>14/09/2026 19:33:58</w:t>
             </w:r>
           </w:p>
         </w:tc>
@@ -2358,7 +2358,7 @@
                 <w:color w:val="000000"/>
                 <w:sz w:val="26"/>
               </w:rPr>
-              <w:t>07/09/2026 19:07:08</w:t>
+              <w:t>14/09/2026 19:33:59</w:t>
             </w:r>
           </w:p>
         </w:tc>
@@ -2449,22 +2449,22 @@
                 <w:color w:val="000000"/>
                 <w:sz w:val="26"/>
               </w:rPr>
-              <w:t>07/09/2026 19:07:08</w:t>
-            </w:r>
-          </w:p>
-        </w:tc>
-        <w:tc>
-          <w:tcPr>
-            <w:tcW w:type="dxa" w:w="1440"/>
-          </w:tcPr>
-          <w:p>
-            <w:r>
-              <w:rPr>
-                <w:rFonts w:ascii="Times New Roman" w:hAnsi="Times New Roman" w:eastAsia="Times New Roman"/>
-                <w:color w:val="000000"/>
-                <w:sz w:val="26"/>
-              </w:rPr>
-              <w:t>Tìm thấy notification của appointment #662</w:t>
+              <w:t>14/09/2026 19:33:59</w:t>
+            </w:r>
+          </w:p>
+        </w:tc>
+        <w:tc>
+          <w:tcPr>
+            <w:tcW w:type="dxa" w:w="1440"/>
+          </w:tcPr>
+          <w:p>
+            <w:r>
+              <w:rPr>
+                <w:rFonts w:ascii="Times New Roman" w:hAnsi="Times New Roman" w:eastAsia="Times New Roman"/>
+                <w:color w:val="000000"/>
+                <w:sz w:val="26"/>
+              </w:rPr>
+              <w:t>Tìm thấy notification của appointment #725</w:t>
             </w:r>
           </w:p>
         </w:tc>
@@ -2540,7 +2540,7 @@
                 <w:color w:val="000000"/>
                 <w:sz w:val="26"/>
               </w:rPr>
-              <w:t>07/09/2026 19:07:08</w:t>
+              <w:t>14/09/2026 19:33:59</w:t>
             </w:r>
           </w:p>
         </w:tc>
@@ -2631,22 +2631,22 @@
                 <w:color w:val="000000"/>
                 <w:sz w:val="26"/>
               </w:rPr>
-              <w:t>07/09/2026 19:07:18</w:t>
-            </w:r>
-          </w:p>
-        </w:tc>
-        <w:tc>
-          <w:tcPr>
-            <w:tcW w:type="dxa" w:w="1440"/>
-          </w:tcPr>
-          <w:p>
-            <w:r>
-              <w:rPr>
-                <w:rFonts w:ascii="Times New Roman" w:hAnsi="Times New Roman" w:eastAsia="Times New Roman"/>
-                <w:color w:val="000000"/>
-                <w:sz w:val="26"/>
-              </w:rPr>
-              <w:t>Chuẩn bị appointment #663 và Admin xác nhận lịch thành công</w:t>
+              <w:t>14/09/2026 19:34:09</w:t>
+            </w:r>
+          </w:p>
+        </w:tc>
+        <w:tc>
+          <w:tcPr>
+            <w:tcW w:type="dxa" w:w="1440"/>
+          </w:tcPr>
+          <w:p>
+            <w:r>
+              <w:rPr>
+                <w:rFonts w:ascii="Times New Roman" w:hAnsi="Times New Roman" w:eastAsia="Times New Roman"/>
+                <w:color w:val="000000"/>
+                <w:sz w:val="26"/>
+              </w:rPr>
+              <w:t>Chuẩn bị appointment #726 và Admin xác nhận lịch thành công</w:t>
             </w:r>
           </w:p>
         </w:tc>
@@ -2722,7 +2722,7 @@
                 <w:color w:val="000000"/>
                 <w:sz w:val="26"/>
               </w:rPr>
-              <w:t>07/09/2026 19:07:19</w:t>
+              <w:t>14/09/2026 19:34:10</w:t>
             </w:r>
           </w:p>
         </w:tc>
@@ -2813,22 +2813,22 @@
                 <w:color w:val="000000"/>
                 <w:sz w:val="26"/>
               </w:rPr>
-              <w:t>07/09/2026 19:07:19</w:t>
-            </w:r>
-          </w:p>
-        </w:tc>
-        <w:tc>
-          <w:tcPr>
-            <w:tcW w:type="dxa" w:w="1440"/>
-          </w:tcPr>
-          <w:p>
-            <w:r>
-              <w:rPr>
-                <w:rFonts w:ascii="Times New Roman" w:hAnsi="Times New Roman" w:eastAsia="Times New Roman"/>
-                <w:color w:val="000000"/>
-                <w:sz w:val="26"/>
-              </w:rPr>
-              <w:t>Doctor mở appointment #663 và vào màn hình Khám bệnh thành công</w:t>
+              <w:t>14/09/2026 19:34:10</w:t>
+            </w:r>
+          </w:p>
+        </w:tc>
+        <w:tc>
+          <w:tcPr>
+            <w:tcW w:type="dxa" w:w="1440"/>
+          </w:tcPr>
+          <w:p>
+            <w:r>
+              <w:rPr>
+                <w:rFonts w:ascii="Times New Roman" w:hAnsi="Times New Roman" w:eastAsia="Times New Roman"/>
+                <w:color w:val="000000"/>
+                <w:sz w:val="26"/>
+              </w:rPr>
+              <w:t>Doctor mở appointment #726 và vào màn hình Khám bệnh thành công</w:t>
             </w:r>
           </w:p>
         </w:tc>
@@ -2904,7 +2904,7 @@
                 <w:color w:val="000000"/>
                 <w:sz w:val="26"/>
               </w:rPr>
-              <w:t>07/09/2026 19:07:20</w:t>
+              <w:t>14/09/2026 19:34:10</w:t>
             </w:r>
           </w:p>
         </w:tc>
@@ -2995,7 +2995,7 @@
                 <w:color w:val="000000"/>
                 <w:sz w:val="26"/>
               </w:rPr>
-              <w:t>07/09/2026 19:07:20</w:t>
+              <w:t>14/09/2026 19:34:11</w:t>
             </w:r>
           </w:p>
         </w:tc>
@@ -3086,7 +3086,7 @@
                 <w:color w:val="000000"/>
                 <w:sz w:val="26"/>
               </w:rPr>
-              <w:t>07/09/2026 19:07:20</w:t>
+              <w:t>14/09/2026 19:34:11</w:t>
             </w:r>
           </w:p>
         </w:tc>
@@ -3177,7 +3177,7 @@
                 <w:color w:val="000000"/>
                 <w:sz w:val="26"/>
               </w:rPr>
-              <w:t>07/09/2026 19:07:21</w:t>
+              <w:t>14/09/2026 19:34:12</w:t>
             </w:r>
           </w:p>
         </w:tc>
@@ -3268,7 +3268,7 @@
                 <w:color w:val="000000"/>
                 <w:sz w:val="26"/>
               </w:rPr>
-              <w:t>07/09/2026 19:07:21</w:t>
+              <w:t>14/09/2026 19:34:12</w:t>
             </w:r>
           </w:p>
         </w:tc>
@@ -3359,22 +3359,22 @@
                 <w:color w:val="000000"/>
                 <w:sz w:val="26"/>
               </w:rPr>
-              <w:t>07/09/2026 19:07:32</w:t>
-            </w:r>
-          </w:p>
-        </w:tc>
-        <w:tc>
-          <w:tcPr>
-            <w:tcW w:type="dxa" w:w="1440"/>
-          </w:tcPr>
-          <w:p>
-            <w:r>
-              <w:rPr>
-                <w:rFonts w:ascii="Times New Roman" w:hAnsi="Times New Roman" w:eastAsia="Times New Roman"/>
-                <w:color w:val="000000"/>
-                <w:sz w:val="26"/>
-              </w:rPr>
-              <w:t>Patient đã có notification cũ của appointment #664</w:t>
+              <w:t>14/09/2026 19:34:23</w:t>
+            </w:r>
+          </w:p>
+        </w:tc>
+        <w:tc>
+          <w:tcPr>
+            <w:tcW w:type="dxa" w:w="1440"/>
+          </w:tcPr>
+          <w:p>
+            <w:r>
+              <w:rPr>
+                <w:rFonts w:ascii="Times New Roman" w:hAnsi="Times New Roman" w:eastAsia="Times New Roman"/>
+                <w:color w:val="000000"/>
+                <w:sz w:val="26"/>
+              </w:rPr>
+              <w:t>Patient đã có notification cũ của appointment #727</w:t>
             </w:r>
           </w:p>
         </w:tc>
@@ -3450,22 +3450,22 @@
                 <w:color w:val="000000"/>
                 <w:sz w:val="26"/>
               </w:rPr>
-              <w:t>07/09/2026 19:07:36</w:t>
-            </w:r>
-          </w:p>
-        </w:tc>
-        <w:tc>
-          <w:tcPr>
-            <w:tcW w:type="dxa" w:w="1440"/>
-          </w:tcPr>
-          <w:p>
-            <w:r>
-              <w:rPr>
-                <w:rFonts w:ascii="Times New Roman" w:hAnsi="Times New Roman" w:eastAsia="Times New Roman"/>
-                <w:color w:val="000000"/>
-                <w:sz w:val="26"/>
-              </w:rPr>
-              <w:t>Patient tạo appointment mới #665, khác appointment cũ #664</w:t>
+              <w:t>14/09/2026 19:34:27</w:t>
+            </w:r>
+          </w:p>
+        </w:tc>
+        <w:tc>
+          <w:tcPr>
+            <w:tcW w:type="dxa" w:w="1440"/>
+          </w:tcPr>
+          <w:p>
+            <w:r>
+              <w:rPr>
+                <w:rFonts w:ascii="Times New Roman" w:hAnsi="Times New Roman" w:eastAsia="Times New Roman"/>
+                <w:color w:val="000000"/>
+                <w:sz w:val="26"/>
+              </w:rPr>
+              <w:t>Patient tạo appointment mới #728, khác appointment cũ #727</w:t>
             </w:r>
           </w:p>
         </w:tc>
@@ -3541,22 +3541,22 @@
                 <w:color w:val="000000"/>
                 <w:sz w:val="26"/>
               </w:rPr>
-              <w:t>07/09/2026 19:07:38</w:t>
-            </w:r>
-          </w:p>
-        </w:tc>
-        <w:tc>
-          <w:tcPr>
-            <w:tcW w:type="dxa" w:w="1440"/>
-          </w:tcPr>
-          <w:p>
-            <w:r>
-              <w:rPr>
-                <w:rFonts w:ascii="Times New Roman" w:hAnsi="Times New Roman" w:eastAsia="Times New Roman"/>
-                <w:color w:val="000000"/>
-                <w:sz w:val="26"/>
-              </w:rPr>
-              <w:t>Admin xác nhận appointment mới #665 thành công</w:t>
+              <w:t>14/09/2026 19:34:29</w:t>
+            </w:r>
+          </w:p>
+        </w:tc>
+        <w:tc>
+          <w:tcPr>
+            <w:tcW w:type="dxa" w:w="1440"/>
+          </w:tcPr>
+          <w:p>
+            <w:r>
+              <w:rPr>
+                <w:rFonts w:ascii="Times New Roman" w:hAnsi="Times New Roman" w:eastAsia="Times New Roman"/>
+                <w:color w:val="000000"/>
+                <w:sz w:val="26"/>
+              </w:rPr>
+              <w:t>Admin xác nhận appointment mới #728 thành công</w:t>
             </w:r>
           </w:p>
         </w:tc>
@@ -3632,7 +3632,7 @@
                 <w:color w:val="000000"/>
                 <w:sz w:val="26"/>
               </w:rPr>
-              <w:t>07/09/2026 19:07:38</w:t>
+              <w:t>14/09/2026 19:34:30</w:t>
             </w:r>
           </w:p>
         </w:tc>
@@ -3723,7 +3723,7 @@
                 <w:color w:val="000000"/>
                 <w:sz w:val="26"/>
               </w:rPr>
-              <w:t>07/09/2026 19:07:39</w:t>
+              <w:t>14/09/2026 19:34:30</w:t>
             </w:r>
           </w:p>
         </w:tc>
@@ -3814,22 +3814,22 @@
                 <w:color w:val="000000"/>
                 <w:sz w:val="26"/>
               </w:rPr>
-              <w:t>07/09/2026 19:07:39</w:t>
-            </w:r>
-          </w:p>
-        </w:tc>
-        <w:tc>
-          <w:tcPr>
-            <w:tcW w:type="dxa" w:w="1440"/>
-          </w:tcPr>
-          <w:p>
-            <w:r>
-              <w:rPr>
-                <w:rFonts w:ascii="Times New Roman" w:hAnsi="Times New Roman" w:eastAsia="Times New Roman"/>
-                <w:color w:val="000000"/>
-                <w:sz w:val="26"/>
-              </w:rPr>
-              <w:t>Notification mới của appointment #665 hiển thị đúng</w:t>
+              <w:t>14/09/2026 19:34:30</w:t>
+            </w:r>
+          </w:p>
+        </w:tc>
+        <w:tc>
+          <w:tcPr>
+            <w:tcW w:type="dxa" w:w="1440"/>
+          </w:tcPr>
+          <w:p>
+            <w:r>
+              <w:rPr>
+                <w:rFonts w:ascii="Times New Roman" w:hAnsi="Times New Roman" w:eastAsia="Times New Roman"/>
+                <w:color w:val="000000"/>
+                <w:sz w:val="26"/>
+              </w:rPr>
+              <w:t>Notification mới của appointment #728 hiển thị đúng</w:t>
             </w:r>
           </w:p>
         </w:tc>
@@ -3905,22 +3905,22 @@
                 <w:color w:val="000000"/>
                 <w:sz w:val="26"/>
               </w:rPr>
-              <w:t>07/09/2026 19:07:39</w:t>
-            </w:r>
-          </w:p>
-        </w:tc>
-        <w:tc>
-          <w:tcPr>
-            <w:tcW w:type="dxa" w:w="1440"/>
-          </w:tcPr>
-          <w:p>
-            <w:r>
-              <w:rPr>
-                <w:rFonts w:ascii="Times New Roman" w:hAnsi="Times New Roman" w:eastAsia="Times New Roman"/>
-                <w:color w:val="000000"/>
-                <w:sz w:val="26"/>
-              </w:rPr>
-              <w:t>Notification #664 và #665 được lưu riêng biệt, không ghi đè nhau</w:t>
+              <w:t>14/09/2026 19:34:30</w:t>
+            </w:r>
+          </w:p>
+        </w:tc>
+        <w:tc>
+          <w:tcPr>
+            <w:tcW w:type="dxa" w:w="1440"/>
+          </w:tcPr>
+          <w:p>
+            <w:r>
+              <w:rPr>
+                <w:rFonts w:ascii="Times New Roman" w:hAnsi="Times New Roman" w:eastAsia="Times New Roman"/>
+                <w:color w:val="000000"/>
+                <w:sz w:val="26"/>
+              </w:rPr>
+              <w:t>Notification #727 và #728 được lưu riêng biệt, không ghi đè nhau</w:t>
             </w:r>
           </w:p>
         </w:tc>
@@ -3996,7 +3996,7 @@
                 <w:color w:val="000000"/>
                 <w:sz w:val="26"/>
               </w:rPr>
-              <w:t>07/09/2026 19:07:44</w:t>
+              <w:t>14/09/2026 19:34:35</w:t>
             </w:r>
           </w:p>
         </w:tc>
@@ -4087,22 +4087,22 @@
                 <w:color w:val="000000"/>
                 <w:sz w:val="26"/>
               </w:rPr>
-              <w:t>07/09/2026 19:07:48</w:t>
-            </w:r>
-          </w:p>
-        </w:tc>
-        <w:tc>
-          <w:tcPr>
-            <w:tcW w:type="dxa" w:w="1440"/>
-          </w:tcPr>
-          <w:p>
-            <w:r>
-              <w:rPr>
-                <w:rFonts w:ascii="Times New Roman" w:hAnsi="Times New Roman" w:eastAsia="Times New Roman"/>
-                <w:color w:val="000000"/>
-                <w:sz w:val="26"/>
-              </w:rPr>
-              <w:t>Patient A có 626 notification</w:t>
+              <w:t>14/09/2026 19:34:40</w:t>
+            </w:r>
+          </w:p>
+        </w:tc>
+        <w:tc>
+          <w:tcPr>
+            <w:tcW w:type="dxa" w:w="1440"/>
+          </w:tcPr>
+          <w:p>
+            <w:r>
+              <w:rPr>
+                <w:rFonts w:ascii="Times New Roman" w:hAnsi="Times New Roman" w:eastAsia="Times New Roman"/>
+                <w:color w:val="000000"/>
+                <w:sz w:val="26"/>
+              </w:rPr>
+              <w:t>Patient A có 689 notification</w:t>
             </w:r>
           </w:p>
         </w:tc>
@@ -4178,7 +4178,7 @@
                 <w:color w:val="000000"/>
                 <w:sz w:val="26"/>
               </w:rPr>
-              <w:t>07/09/2026 19:07:49</w:t>
+              <w:t>14/09/2026 19:34:41</w:t>
             </w:r>
           </w:p>
         </w:tc>
@@ -4269,22 +4269,22 @@
                 <w:color w:val="000000"/>
                 <w:sz w:val="26"/>
               </w:rPr>
-              <w:t>07/09/2026 19:07:49</w:t>
-            </w:r>
-          </w:p>
-        </w:tc>
-        <w:tc>
-          <w:tcPr>
-            <w:tcW w:type="dxa" w:w="1440"/>
-          </w:tcPr>
-          <w:p>
-            <w:r>
-              <w:rPr>
-                <w:rFonts w:ascii="Times New Roman" w:hAnsi="Times New Roman" w:eastAsia="Times New Roman"/>
-                <w:color w:val="000000"/>
-                <w:sz w:val="26"/>
-              </w:rPr>
-              <w:t>Patient B có 25 notification</w:t>
+              <w:t>14/09/2026 19:34:41</w:t>
+            </w:r>
+          </w:p>
+        </w:tc>
+        <w:tc>
+          <w:tcPr>
+            <w:tcW w:type="dxa" w:w="1440"/>
+          </w:tcPr>
+          <w:p>
+            <w:r>
+              <w:rPr>
+                <w:rFonts w:ascii="Times New Roman" w:hAnsi="Times New Roman" w:eastAsia="Times New Roman"/>
+                <w:color w:val="000000"/>
+                <w:sz w:val="26"/>
+              </w:rPr>
+              <w:t>Patient B có 27 notification</w:t>
             </w:r>
           </w:p>
         </w:tc>
@@ -4360,7 +4360,7 @@
                 <w:color w:val="000000"/>
                 <w:sz w:val="26"/>
               </w:rPr>
-              <w:t>07/09/2026 19:07:49</w:t>
+              <w:t>14/09/2026 19:34:41</w:t>
             </w:r>
           </w:p>
         </w:tc>
@@ -4451,22 +4451,22 @@
                 <w:color w:val="000000"/>
                 <w:sz w:val="26"/>
               </w:rPr>
-              <w:t>07/09/2026 19:07:59</w:t>
-            </w:r>
-          </w:p>
-        </w:tc>
-        <w:tc>
-          <w:tcPr>
-            <w:tcW w:type="dxa" w:w="1440"/>
-          </w:tcPr>
-          <w:p>
-            <w:r>
-              <w:rPr>
-                <w:rFonts w:ascii="Times New Roman" w:hAnsi="Times New Roman" w:eastAsia="Times New Roman"/>
-                <w:color w:val="000000"/>
-                <w:sz w:val="26"/>
-              </w:rPr>
-              <w:t>Chuẩn bị appointment #666 và Admin xác nhận lịch thành công</w:t>
+              <w:t>14/09/2026 19:34:51</w:t>
+            </w:r>
+          </w:p>
+        </w:tc>
+        <w:tc>
+          <w:tcPr>
+            <w:tcW w:type="dxa" w:w="1440"/>
+          </w:tcPr>
+          <w:p>
+            <w:r>
+              <w:rPr>
+                <w:rFonts w:ascii="Times New Roman" w:hAnsi="Times New Roman" w:eastAsia="Times New Roman"/>
+                <w:color w:val="000000"/>
+                <w:sz w:val="26"/>
+              </w:rPr>
+              <w:t>Chuẩn bị appointment #729 và Admin xác nhận lịch thành công</w:t>
             </w:r>
           </w:p>
         </w:tc>
@@ -4542,7 +4542,7 @@
                 <w:color w:val="000000"/>
                 <w:sz w:val="26"/>
               </w:rPr>
-              <w:t>07/09/2026 19:08:00</w:t>
+              <w:t>14/09/2026 19:34:52</w:t>
             </w:r>
           </w:p>
         </w:tc>
@@ -4633,22 +4633,22 @@
                 <w:color w:val="000000"/>
                 <w:sz w:val="26"/>
               </w:rPr>
-              <w:t>07/09/2026 19:08:00</w:t>
-            </w:r>
-          </w:p>
-        </w:tc>
-        <w:tc>
-          <w:tcPr>
-            <w:tcW w:type="dxa" w:w="1440"/>
-          </w:tcPr>
-          <w:p>
-            <w:r>
-              <w:rPr>
-                <w:rFonts w:ascii="Times New Roman" w:hAnsi="Times New Roman" w:eastAsia="Times New Roman"/>
-                <w:color w:val="000000"/>
-                <w:sz w:val="26"/>
-              </w:rPr>
-              <w:t>Doctor mở appointment #666 và vào màn hình Khám bệnh thành công</w:t>
+              <w:t>14/09/2026 19:34:52</w:t>
+            </w:r>
+          </w:p>
+        </w:tc>
+        <w:tc>
+          <w:tcPr>
+            <w:tcW w:type="dxa" w:w="1440"/>
+          </w:tcPr>
+          <w:p>
+            <w:r>
+              <w:rPr>
+                <w:rFonts w:ascii="Times New Roman" w:hAnsi="Times New Roman" w:eastAsia="Times New Roman"/>
+                <w:color w:val="000000"/>
+                <w:sz w:val="26"/>
+              </w:rPr>
+              <w:t>Doctor mở appointment #729 và vào màn hình Khám bệnh thành công</w:t>
             </w:r>
           </w:p>
         </w:tc>
@@ -4724,7 +4724,7 @@
                 <w:color w:val="000000"/>
                 <w:sz w:val="26"/>
               </w:rPr>
-              <w:t>07/09/2026 19:08:01</w:t>
+              <w:t>14/09/2026 19:34:53</w:t>
             </w:r>
           </w:p>
         </w:tc>
@@ -4815,7 +4815,7 @@
                 <w:color w:val="000000"/>
                 <w:sz w:val="26"/>
               </w:rPr>
-              <w:t>07/09/2026 19:08:01</w:t>
+              <w:t>14/09/2026 19:34:53</w:t>
             </w:r>
           </w:p>
         </w:tc>
@@ -4906,7 +4906,7 @@
                 <w:color w:val="000000"/>
                 <w:sz w:val="26"/>
               </w:rPr>
-              <w:t>07/09/2026 19:08:01</w:t>
+              <w:t>14/09/2026 19:34:53</w:t>
             </w:r>
           </w:p>
         </w:tc>
@@ -4997,22 +4997,22 @@
                 <w:color w:val="000000"/>
                 <w:sz w:val="26"/>
               </w:rPr>
-              <w:t>07/09/2026 19:08:01</w:t>
-            </w:r>
-          </w:p>
-        </w:tc>
-        <w:tc>
-          <w:tcPr>
-            <w:tcW w:type="dxa" w:w="1440"/>
-          </w:tcPr>
-          <w:p>
-            <w:r>
-              <w:rPr>
-                <w:rFonts w:ascii="Times New Roman" w:hAnsi="Times New Roman" w:eastAsia="Times New Roman"/>
-                <w:color w:val="000000"/>
-                <w:sz w:val="26"/>
-              </w:rPr>
-              <w:t>Doctor tạo và lưu đơn thuốc với 'Selenium Drug Valid 1788782427 - tồn kho: 107 viên' thành công</w:t>
+              <w:t>14/09/2026 19:34:53</w:t>
+            </w:r>
+          </w:p>
+        </w:tc>
+        <w:tc>
+          <w:tcPr>
+            <w:tcW w:type="dxa" w:w="1440"/>
+          </w:tcPr>
+          <w:p>
+            <w:r>
+              <w:rPr>
+                <w:rFonts w:ascii="Times New Roman" w:hAnsi="Times New Roman" w:eastAsia="Times New Roman"/>
+                <w:color w:val="000000"/>
+                <w:sz w:val="26"/>
+              </w:rPr>
+              <w:t>Doctor tạo và lưu đơn thuốc với 'Selenium Drug Valid 1789388832 - tồn kho: 107 viên' thành công</w:t>
             </w:r>
           </w:p>
         </w:tc>
@@ -5088,7 +5088,7 @@
                 <w:color w:val="000000"/>
                 <w:sz w:val="26"/>
               </w:rPr>
-              <w:t>07/09/2026 19:08:02</w:t>
+              <w:t>14/09/2026 19:34:54</w:t>
             </w:r>
           </w:p>
         </w:tc>
@@ -5179,7 +5179,7 @@
                 <w:color w:val="000000"/>
                 <w:sz w:val="26"/>
               </w:rPr>
-              <w:t>07/09/2026 19:08:02</w:t>
+              <w:t>14/09/2026 19:34:54</w:t>
             </w:r>
           </w:p>
         </w:tc>
@@ -5270,22 +5270,22 @@
                 <w:color w:val="000000"/>
                 <w:sz w:val="26"/>
               </w:rPr>
-              <w:t>07/09/2026 19:08:14</w:t>
-            </w:r>
-          </w:p>
-        </w:tc>
-        <w:tc>
-          <w:tcPr>
-            <w:tcW w:type="dxa" w:w="1440"/>
-          </w:tcPr>
-          <w:p>
-            <w:r>
-              <w:rPr>
-                <w:rFonts w:ascii="Times New Roman" w:hAnsi="Times New Roman" w:eastAsia="Times New Roman"/>
-                <w:color w:val="000000"/>
-                <w:sz w:val="26"/>
-              </w:rPr>
-              <w:t>Chuẩn bị appointment #667, Admin xác nhận và Doctor tạo hồ sơ bệnh án thành công</w:t>
+              <w:t>14/09/2026 19:35:06</w:t>
+            </w:r>
+          </w:p>
+        </w:tc>
+        <w:tc>
+          <w:tcPr>
+            <w:tcW w:type="dxa" w:w="1440"/>
+          </w:tcPr>
+          <w:p>
+            <w:r>
+              <w:rPr>
+                <w:rFonts w:ascii="Times New Roman" w:hAnsi="Times New Roman" w:eastAsia="Times New Roman"/>
+                <w:color w:val="000000"/>
+                <w:sz w:val="26"/>
+              </w:rPr>
+              <w:t>Chuẩn bị appointment #730, Admin xác nhận và Doctor tạo hồ sơ bệnh án thành công</w:t>
             </w:r>
           </w:p>
         </w:tc>
@@ -5361,7 +5361,7 @@
                 <w:color w:val="000000"/>
                 <w:sz w:val="26"/>
               </w:rPr>
-              <w:t>07/09/2026 19:08:14</w:t>
+              <w:t>14/09/2026 19:35:06</w:t>
             </w:r>
           </w:p>
         </w:tc>
@@ -5452,22 +5452,22 @@
                 <w:color w:val="000000"/>
                 <w:sz w:val="26"/>
               </w:rPr>
-              <w:t>07/09/2026 19:08:14</w:t>
-            </w:r>
-          </w:p>
-        </w:tc>
-        <w:tc>
-          <w:tcPr>
-            <w:tcW w:type="dxa" w:w="1440"/>
-          </w:tcPr>
-          <w:p>
-            <w:r>
-              <w:rPr>
-                <w:rFonts w:ascii="Times New Roman" w:hAnsi="Times New Roman" w:eastAsia="Times New Roman"/>
-                <w:color w:val="000000"/>
-                <w:sz w:val="26"/>
-              </w:rPr>
-              <w:t>Mở hồ sơ bệnh án của appointment #667 thành công</w:t>
+              <w:t>14/09/2026 19:35:07</w:t>
+            </w:r>
+          </w:p>
+        </w:tc>
+        <w:tc>
+          <w:tcPr>
+            <w:tcW w:type="dxa" w:w="1440"/>
+          </w:tcPr>
+          <w:p>
+            <w:r>
+              <w:rPr>
+                <w:rFonts w:ascii="Times New Roman" w:hAnsi="Times New Roman" w:eastAsia="Times New Roman"/>
+                <w:color w:val="000000"/>
+                <w:sz w:val="26"/>
+              </w:rPr>
+              <w:t>Mở hồ sơ bệnh án của appointment #730 thành công</w:t>
             </w:r>
           </w:p>
         </w:tc>
@@ -5543,7 +5543,7 @@
                 <w:color w:val="000000"/>
                 <w:sz w:val="26"/>
               </w:rPr>
-              <w:t>07/09/2026 19:08:15</w:t>
+              <w:t>14/09/2026 19:35:07</w:t>
             </w:r>
           </w:p>
         </w:tc>
@@ -5634,22 +5634,22 @@
                 <w:color w:val="000000"/>
                 <w:sz w:val="26"/>
               </w:rPr>
-              <w:t>07/09/2026 19:08:15</w:t>
-            </w:r>
-          </w:p>
-        </w:tc>
-        <w:tc>
-          <w:tcPr>
-            <w:tcW w:type="dxa" w:w="1440"/>
-          </w:tcPr>
-          <w:p>
-            <w:r>
-              <w:rPr>
-                <w:rFonts w:ascii="Times New Roman" w:hAnsi="Times New Roman" w:eastAsia="Times New Roman"/>
-                <w:color w:val="000000"/>
-                <w:sz w:val="26"/>
-              </w:rPr>
-              <w:t>Nhập xét nghiệm 'Xet nghiem mau TC-NOTIFICATION-007-1788782894' và kết quả hợp lệ</w:t>
+              <w:t>14/09/2026 19:35:07</w:t>
+            </w:r>
+          </w:p>
+        </w:tc>
+        <w:tc>
+          <w:tcPr>
+            <w:tcW w:type="dxa" w:w="1440"/>
+          </w:tcPr>
+          <w:p>
+            <w:r>
+              <w:rPr>
+                <w:rFonts w:ascii="Times New Roman" w:hAnsi="Times New Roman" w:eastAsia="Times New Roman"/>
+                <w:color w:val="000000"/>
+                <w:sz w:val="26"/>
+              </w:rPr>
+              <w:t>Nhập xét nghiệm 'Xet nghiem mau TC-NOTIFICATION-007-1789389306' và kết quả hợp lệ</w:t>
             </w:r>
           </w:p>
         </w:tc>
@@ -5725,22 +5725,22 @@
                 <w:color w:val="000000"/>
                 <w:sz w:val="26"/>
               </w:rPr>
-              <w:t>07/09/2026 19:08:15</w:t>
-            </w:r>
-          </w:p>
-        </w:tc>
-        <w:tc>
-          <w:tcPr>
-            <w:tcW w:type="dxa" w:w="1440"/>
-          </w:tcPr>
-          <w:p>
-            <w:r>
-              <w:rPr>
-                <w:rFonts w:ascii="Times New Roman" w:hAnsi="Times New Roman" w:eastAsia="Times New Roman"/>
-                <w:color w:val="000000"/>
-                <w:sz w:val="26"/>
-              </w:rPr>
-              <w:t>Lưu kết quả xét nghiệm 'Xet nghiem mau TC-NOTIFICATION-007-1788782894' thành công</w:t>
+              <w:t>14/09/2026 19:35:07</w:t>
+            </w:r>
+          </w:p>
+        </w:tc>
+        <w:tc>
+          <w:tcPr>
+            <w:tcW w:type="dxa" w:w="1440"/>
+          </w:tcPr>
+          <w:p>
+            <w:r>
+              <w:rPr>
+                <w:rFonts w:ascii="Times New Roman" w:hAnsi="Times New Roman" w:eastAsia="Times New Roman"/>
+                <w:color w:val="000000"/>
+                <w:sz w:val="26"/>
+              </w:rPr>
+              <w:t>Lưu kết quả xét nghiệm 'Xet nghiem mau TC-NOTIFICATION-007-1789389306' thành công</w:t>
             </w:r>
           </w:p>
         </w:tc>
@@ -5816,7 +5816,7 @@
                 <w:color w:val="000000"/>
                 <w:sz w:val="26"/>
               </w:rPr>
-              <w:t>07/09/2026 19:08:16</w:t>
+              <w:t>14/09/2026 19:35:08</w:t>
             </w:r>
           </w:p>
         </w:tc>
@@ -5907,7 +5907,7 @@
                 <w:color w:val="000000"/>
                 <w:sz w:val="26"/>
               </w:rPr>
-              <w:t>07/09/2026 19:08:16</w:t>
+              <w:t>14/09/2026 19:35:08</w:t>
             </w:r>
           </w:p>
         </w:tc>
@@ -5998,22 +5998,22 @@
                 <w:color w:val="000000"/>
                 <w:sz w:val="26"/>
               </w:rPr>
-              <w:t>07/09/2026 19:08:16</w:t>
-            </w:r>
-          </w:p>
-        </w:tc>
-        <w:tc>
-          <w:tcPr>
-            <w:tcW w:type="dxa" w:w="1440"/>
-          </w:tcPr>
-          <w:p>
-            <w:r>
-              <w:rPr>
-                <w:rFonts w:ascii="Times New Roman" w:hAnsi="Times New Roman" w:eastAsia="Times New Roman"/>
-                <w:color w:val="000000"/>
-                <w:sz w:val="26"/>
-              </w:rPr>
-              <w:t>Patient nhận notification cho xét nghiệm 'Xet nghiem mau TC-NOTIFICATION-007-1788782894' đúng loại, nội dung và thời gian</w:t>
+              <w:t>14/09/2026 19:35:08</w:t>
+            </w:r>
+          </w:p>
+        </w:tc>
+        <w:tc>
+          <w:tcPr>
+            <w:tcW w:type="dxa" w:w="1440"/>
+          </w:tcPr>
+          <w:p>
+            <w:r>
+              <w:rPr>
+                <w:rFonts w:ascii="Times New Roman" w:hAnsi="Times New Roman" w:eastAsia="Times New Roman"/>
+                <w:color w:val="000000"/>
+                <w:sz w:val="26"/>
+              </w:rPr>
+              <w:t>Patient nhận notification cho xét nghiệm 'Xet nghiem mau TC-NOTIFICATION-007-1789389306' đúng loại, nội dung và thời gian</w:t>
             </w:r>
           </w:p>
         </w:tc>
@@ -6089,22 +6089,22 @@
                 <w:color w:val="000000"/>
                 <w:sz w:val="26"/>
               </w:rPr>
-              <w:t>07/09/2026 19:08:29</w:t>
-            </w:r>
-          </w:p>
-        </w:tc>
-        <w:tc>
-          <w:tcPr>
-            <w:tcW w:type="dxa" w:w="1440"/>
-          </w:tcPr>
-          <w:p>
-            <w:r>
-              <w:rPr>
-                <w:rFonts w:ascii="Times New Roman" w:hAnsi="Times New Roman" w:eastAsia="Times New Roman"/>
-                <w:color w:val="000000"/>
-                <w:sz w:val="26"/>
-              </w:rPr>
-              <w:t>Chuẩn bị appointment #668, hồ sơ bệnh án và đơn thuốc thứ nhất thành công</w:t>
+              <w:t>14/09/2026 19:35:21</w:t>
+            </w:r>
+          </w:p>
+        </w:tc>
+        <w:tc>
+          <w:tcPr>
+            <w:tcW w:type="dxa" w:w="1440"/>
+          </w:tcPr>
+          <w:p>
+            <w:r>
+              <w:rPr>
+                <w:rFonts w:ascii="Times New Roman" w:hAnsi="Times New Roman" w:eastAsia="Times New Roman"/>
+                <w:color w:val="000000"/>
+                <w:sz w:val="26"/>
+              </w:rPr>
+              <w:t>Chuẩn bị appointment #731, hồ sơ bệnh án và đơn thuốc thứ nhất thành công</w:t>
             </w:r>
           </w:p>
         </w:tc>
@@ -6180,7 +6180,7 @@
                 <w:color w:val="000000"/>
                 <w:sz w:val="26"/>
               </w:rPr>
-              <w:t>07/09/2026 19:08:30</w:t>
+              <w:t>14/09/2026 19:35:22</w:t>
             </w:r>
           </w:p>
         </w:tc>
@@ -6271,7 +6271,7 @@
                 <w:color w:val="000000"/>
                 <w:sz w:val="26"/>
               </w:rPr>
-              <w:t>07/09/2026 19:08:30</w:t>
+              <w:t>14/09/2026 19:35:23</w:t>
             </w:r>
           </w:p>
         </w:tc>
@@ -6362,7 +6362,7 @@
                 <w:color w:val="000000"/>
                 <w:sz w:val="26"/>
               </w:rPr>
-              <w:t>07/09/2026 19:08:31</w:t>
+              <w:t>14/09/2026 19:35:23</w:t>
             </w:r>
           </w:p>
         </w:tc>
@@ -6453,7 +6453,7 @@
                 <w:color w:val="000000"/>
                 <w:sz w:val="26"/>
               </w:rPr>
-              <w:t>07/09/2026 19:08:32</w:t>
+              <w:t>14/09/2026 19:35:24</w:t>
             </w:r>
           </w:p>
         </w:tc>
@@ -6544,7 +6544,7 @@
                 <w:color w:val="000000"/>
                 <w:sz w:val="26"/>
               </w:rPr>
-              <w:t>07/09/2026 19:08:32</w:t>
+              <w:t>14/09/2026 19:35:24</w:t>
             </w:r>
           </w:p>
         </w:tc>
@@ -6635,7 +6635,7 @@
                 <w:color w:val="000000"/>
                 <w:sz w:val="26"/>
               </w:rPr>
-              <w:t>07/09/2026 19:08:33</w:t>
+              <w:t>14/09/2026 19:35:25</w:t>
             </w:r>
           </w:p>
         </w:tc>
@@ -6726,7 +6726,7 @@
                 <w:color w:val="000000"/>
                 <w:sz w:val="26"/>
               </w:rPr>
-              <w:t>07/09/2026 19:08:33</w:t>
+              <w:t>14/09/2026 19:35:25</w:t>
             </w:r>
           </w:p>
         </w:tc>
@@ -6817,7 +6817,7 @@
                 <w:color w:val="000000"/>
                 <w:sz w:val="26"/>
               </w:rPr>
-              <w:t>07/09/2026 19:08:33</w:t>
+              <w:t>14/09/2026 19:35:25</w:t>
             </w:r>
           </w:p>
         </w:tc>
@@ -6893,6 +6893,643 @@
                 <w:color w:val="000000"/>
                 <w:sz w:val="26"/>
               </w:rPr>
+              <w:t>PASS</w:t>
+            </w:r>
+          </w:p>
+        </w:tc>
+        <w:tc>
+          <w:tcPr>
+            <w:tcW w:type="dxa" w:w="1440"/>
+          </w:tcPr>
+          <w:p>
+            <w:r>
+              <w:rPr>
+                <w:rFonts w:ascii="Times New Roman" w:hAnsi="Times New Roman" w:eastAsia="Times New Roman"/>
+                <w:color w:val="000000"/>
+                <w:sz w:val="26"/>
+              </w:rPr>
+              <w:t>14/09/2026 19:35:43</w:t>
+            </w:r>
+          </w:p>
+        </w:tc>
+        <w:tc>
+          <w:tcPr>
+            <w:tcW w:type="dxa" w:w="1440"/>
+          </w:tcPr>
+          <w:p>
+            <w:r>
+              <w:rPr>
+                <w:rFonts w:ascii="Times New Roman" w:hAnsi="Times New Roman" w:eastAsia="Times New Roman"/>
+                <w:color w:val="000000"/>
+                <w:sz w:val="26"/>
+              </w:rPr>
+              <w:t>Chuẩn bị appointment #732, hồ sơ bệnh án ban đầu và ghi nhận 701 notification trước khi cập nhật</w:t>
+            </w:r>
+          </w:p>
+        </w:tc>
+        <w:tc>
+          <w:tcPr>
+            <w:tcW w:type="dxa" w:w="1440"/>
+          </w:tcPr>
+          <w:p>
+            <w:r>
+              <w:rPr>
+                <w:rFonts w:ascii="Times New Roman" w:hAnsi="Times New Roman" w:eastAsia="Times New Roman"/>
+                <w:color w:val="000000"/>
+                <w:sz w:val="26"/>
+              </w:rPr>
+            </w:r>
+          </w:p>
+        </w:tc>
+      </w:tr>
+      <w:tr>
+        <w:tc>
+          <w:tcPr>
+            <w:tcW w:type="dxa" w:w="1440"/>
+          </w:tcPr>
+          <w:p>
+            <w:r>
+              <w:rPr>
+                <w:rFonts w:ascii="Times New Roman" w:hAnsi="Times New Roman" w:eastAsia="Times New Roman"/>
+                <w:color w:val="000000"/>
+                <w:sz w:val="26"/>
+              </w:rPr>
+              <w:t>TC-NOTIFICATION-009</w:t>
+            </w:r>
+          </w:p>
+        </w:tc>
+        <w:tc>
+          <w:tcPr>
+            <w:tcW w:type="dxa" w:w="1440"/>
+          </w:tcPr>
+          <w:p>
+            <w:r>
+              <w:rPr>
+                <w:rFonts w:ascii="Times New Roman" w:hAnsi="Times New Roman" w:eastAsia="Times New Roman"/>
+                <w:color w:val="000000"/>
+                <w:sz w:val="26"/>
+              </w:rPr>
+              <w:t>2</w:t>
+            </w:r>
+          </w:p>
+        </w:tc>
+        <w:tc>
+          <w:tcPr>
+            <w:tcW w:type="dxa" w:w="1440"/>
+          </w:tcPr>
+          <w:p>
+            <w:r>
+              <w:rPr>
+                <w:rFonts w:ascii="Times New Roman" w:hAnsi="Times New Roman" w:eastAsia="Times New Roman"/>
+                <w:color w:val="000000"/>
+                <w:sz w:val="26"/>
+              </w:rPr>
+              <w:t>PASS</w:t>
+            </w:r>
+          </w:p>
+        </w:tc>
+        <w:tc>
+          <w:tcPr>
+            <w:tcW w:type="dxa" w:w="1440"/>
+          </w:tcPr>
+          <w:p>
+            <w:r>
+              <w:rPr>
+                <w:rFonts w:ascii="Times New Roman" w:hAnsi="Times New Roman" w:eastAsia="Times New Roman"/>
+                <w:color w:val="000000"/>
+                <w:sz w:val="26"/>
+              </w:rPr>
+              <w:t>14/09/2026 19:35:44</w:t>
+            </w:r>
+          </w:p>
+        </w:tc>
+        <w:tc>
+          <w:tcPr>
+            <w:tcW w:type="dxa" w:w="1440"/>
+          </w:tcPr>
+          <w:p>
+            <w:r>
+              <w:rPr>
+                <w:rFonts w:ascii="Times New Roman" w:hAnsi="Times New Roman" w:eastAsia="Times New Roman"/>
+                <w:color w:val="000000"/>
+                <w:sz w:val="26"/>
+              </w:rPr>
+              <w:t>Đăng nhập Doctor phụ trách thành công</w:t>
+            </w:r>
+          </w:p>
+        </w:tc>
+        <w:tc>
+          <w:tcPr>
+            <w:tcW w:type="dxa" w:w="1440"/>
+          </w:tcPr>
+          <w:p>
+            <w:r>
+              <w:rPr>
+                <w:rFonts w:ascii="Times New Roman" w:hAnsi="Times New Roman" w:eastAsia="Times New Roman"/>
+                <w:color w:val="000000"/>
+                <w:sz w:val="26"/>
+              </w:rPr>
+            </w:r>
+          </w:p>
+        </w:tc>
+      </w:tr>
+      <w:tr>
+        <w:tc>
+          <w:tcPr>
+            <w:tcW w:type="dxa" w:w="1440"/>
+          </w:tcPr>
+          <w:p>
+            <w:r>
+              <w:rPr>
+                <w:rFonts w:ascii="Times New Roman" w:hAnsi="Times New Roman" w:eastAsia="Times New Roman"/>
+                <w:color w:val="000000"/>
+                <w:sz w:val="26"/>
+              </w:rPr>
+              <w:t>TC-NOTIFICATION-009</w:t>
+            </w:r>
+          </w:p>
+        </w:tc>
+        <w:tc>
+          <w:tcPr>
+            <w:tcW w:type="dxa" w:w="1440"/>
+          </w:tcPr>
+          <w:p>
+            <w:r>
+              <w:rPr>
+                <w:rFonts w:ascii="Times New Roman" w:hAnsi="Times New Roman" w:eastAsia="Times New Roman"/>
+                <w:color w:val="000000"/>
+                <w:sz w:val="26"/>
+              </w:rPr>
+              <w:t>3</w:t>
+            </w:r>
+          </w:p>
+        </w:tc>
+        <w:tc>
+          <w:tcPr>
+            <w:tcW w:type="dxa" w:w="1440"/>
+          </w:tcPr>
+          <w:p>
+            <w:r>
+              <w:rPr>
+                <w:rFonts w:ascii="Times New Roman" w:hAnsi="Times New Roman" w:eastAsia="Times New Roman"/>
+                <w:color w:val="000000"/>
+                <w:sz w:val="26"/>
+              </w:rPr>
+              <w:t>PASS</w:t>
+            </w:r>
+          </w:p>
+        </w:tc>
+        <w:tc>
+          <w:tcPr>
+            <w:tcW w:type="dxa" w:w="1440"/>
+          </w:tcPr>
+          <w:p>
+            <w:r>
+              <w:rPr>
+                <w:rFonts w:ascii="Times New Roman" w:hAnsi="Times New Roman" w:eastAsia="Times New Roman"/>
+                <w:color w:val="000000"/>
+                <w:sz w:val="26"/>
+              </w:rPr>
+              <w:t>14/09/2026 19:35:44</w:t>
+            </w:r>
+          </w:p>
+        </w:tc>
+        <w:tc>
+          <w:tcPr>
+            <w:tcW w:type="dxa" w:w="1440"/>
+          </w:tcPr>
+          <w:p>
+            <w:r>
+              <w:rPr>
+                <w:rFonts w:ascii="Times New Roman" w:hAnsi="Times New Roman" w:eastAsia="Times New Roman"/>
+                <w:color w:val="000000"/>
+                <w:sz w:val="26"/>
+              </w:rPr>
+              <w:t>Doctor mở hồ sơ của appointment #732 thành công</w:t>
+            </w:r>
+          </w:p>
+        </w:tc>
+        <w:tc>
+          <w:tcPr>
+            <w:tcW w:type="dxa" w:w="1440"/>
+          </w:tcPr>
+          <w:p>
+            <w:r>
+              <w:rPr>
+                <w:rFonts w:ascii="Times New Roman" w:hAnsi="Times New Roman" w:eastAsia="Times New Roman"/>
+                <w:color w:val="000000"/>
+                <w:sz w:val="26"/>
+              </w:rPr>
+            </w:r>
+          </w:p>
+        </w:tc>
+      </w:tr>
+      <w:tr>
+        <w:tc>
+          <w:tcPr>
+            <w:tcW w:type="dxa" w:w="1440"/>
+          </w:tcPr>
+          <w:p>
+            <w:r>
+              <w:rPr>
+                <w:rFonts w:ascii="Times New Roman" w:hAnsi="Times New Roman" w:eastAsia="Times New Roman"/>
+                <w:color w:val="000000"/>
+                <w:sz w:val="26"/>
+              </w:rPr>
+              <w:t>TC-NOTIFICATION-009</w:t>
+            </w:r>
+          </w:p>
+        </w:tc>
+        <w:tc>
+          <w:tcPr>
+            <w:tcW w:type="dxa" w:w="1440"/>
+          </w:tcPr>
+          <w:p>
+            <w:r>
+              <w:rPr>
+                <w:rFonts w:ascii="Times New Roman" w:hAnsi="Times New Roman" w:eastAsia="Times New Roman"/>
+                <w:color w:val="000000"/>
+                <w:sz w:val="26"/>
+              </w:rPr>
+              <w:t>4</w:t>
+            </w:r>
+          </w:p>
+        </w:tc>
+        <w:tc>
+          <w:tcPr>
+            <w:tcW w:type="dxa" w:w="1440"/>
+          </w:tcPr>
+          <w:p>
+            <w:r>
+              <w:rPr>
+                <w:rFonts w:ascii="Times New Roman" w:hAnsi="Times New Roman" w:eastAsia="Times New Roman"/>
+                <w:color w:val="000000"/>
+                <w:sz w:val="26"/>
+              </w:rPr>
+              <w:t>PASS</w:t>
+            </w:r>
+          </w:p>
+        </w:tc>
+        <w:tc>
+          <w:tcPr>
+            <w:tcW w:type="dxa" w:w="1440"/>
+          </w:tcPr>
+          <w:p>
+            <w:r>
+              <w:rPr>
+                <w:rFonts w:ascii="Times New Roman" w:hAnsi="Times New Roman" w:eastAsia="Times New Roman"/>
+                <w:color w:val="000000"/>
+                <w:sz w:val="26"/>
+              </w:rPr>
+              <w:t>14/09/2026 19:35:44</w:t>
+            </w:r>
+          </w:p>
+        </w:tc>
+        <w:tc>
+          <w:tcPr>
+            <w:tcW w:type="dxa" w:w="1440"/>
+          </w:tcPr>
+          <w:p>
+            <w:r>
+              <w:rPr>
+                <w:rFonts w:ascii="Times New Roman" w:hAnsi="Times New Roman" w:eastAsia="Times New Roman"/>
+                <w:color w:val="000000"/>
+                <w:sz w:val="26"/>
+              </w:rPr>
+              <w:t>Doctor chỉnh sửa Chẩn đoán và Hướng điều trị thành công</w:t>
+            </w:r>
+          </w:p>
+        </w:tc>
+        <w:tc>
+          <w:tcPr>
+            <w:tcW w:type="dxa" w:w="1440"/>
+          </w:tcPr>
+          <w:p>
+            <w:r>
+              <w:rPr>
+                <w:rFonts w:ascii="Times New Roman" w:hAnsi="Times New Roman" w:eastAsia="Times New Roman"/>
+                <w:color w:val="000000"/>
+                <w:sz w:val="26"/>
+              </w:rPr>
+            </w:r>
+          </w:p>
+        </w:tc>
+      </w:tr>
+      <w:tr>
+        <w:tc>
+          <w:tcPr>
+            <w:tcW w:type="dxa" w:w="1440"/>
+          </w:tcPr>
+          <w:p>
+            <w:r>
+              <w:rPr>
+                <w:rFonts w:ascii="Times New Roman" w:hAnsi="Times New Roman" w:eastAsia="Times New Roman"/>
+                <w:color w:val="000000"/>
+                <w:sz w:val="26"/>
+              </w:rPr>
+              <w:t>TC-NOTIFICATION-009</w:t>
+            </w:r>
+          </w:p>
+        </w:tc>
+        <w:tc>
+          <w:tcPr>
+            <w:tcW w:type="dxa" w:w="1440"/>
+          </w:tcPr>
+          <w:p>
+            <w:r>
+              <w:rPr>
+                <w:rFonts w:ascii="Times New Roman" w:hAnsi="Times New Roman" w:eastAsia="Times New Roman"/>
+                <w:color w:val="000000"/>
+                <w:sz w:val="26"/>
+              </w:rPr>
+              <w:t>5</w:t>
+            </w:r>
+          </w:p>
+        </w:tc>
+        <w:tc>
+          <w:tcPr>
+            <w:tcW w:type="dxa" w:w="1440"/>
+          </w:tcPr>
+          <w:p>
+            <w:r>
+              <w:rPr>
+                <w:rFonts w:ascii="Times New Roman" w:hAnsi="Times New Roman" w:eastAsia="Times New Roman"/>
+                <w:color w:val="000000"/>
+                <w:sz w:val="26"/>
+              </w:rPr>
+              <w:t>PASS</w:t>
+            </w:r>
+          </w:p>
+        </w:tc>
+        <w:tc>
+          <w:tcPr>
+            <w:tcW w:type="dxa" w:w="1440"/>
+          </w:tcPr>
+          <w:p>
+            <w:r>
+              <w:rPr>
+                <w:rFonts w:ascii="Times New Roman" w:hAnsi="Times New Roman" w:eastAsia="Times New Roman"/>
+                <w:color w:val="000000"/>
+                <w:sz w:val="26"/>
+              </w:rPr>
+              <w:t>14/09/2026 19:35:45</w:t>
+            </w:r>
+          </w:p>
+        </w:tc>
+        <w:tc>
+          <w:tcPr>
+            <w:tcW w:type="dxa" w:w="1440"/>
+          </w:tcPr>
+          <w:p>
+            <w:r>
+              <w:rPr>
+                <w:rFonts w:ascii="Times New Roman" w:hAnsi="Times New Roman" w:eastAsia="Times New Roman"/>
+                <w:color w:val="000000"/>
+                <w:sz w:val="26"/>
+              </w:rPr>
+              <w:t>Cập nhật hồ sơ bệnh án thành công</w:t>
+            </w:r>
+          </w:p>
+        </w:tc>
+        <w:tc>
+          <w:tcPr>
+            <w:tcW w:type="dxa" w:w="1440"/>
+          </w:tcPr>
+          <w:p>
+            <w:r>
+              <w:rPr>
+                <w:rFonts w:ascii="Times New Roman" w:hAnsi="Times New Roman" w:eastAsia="Times New Roman"/>
+                <w:color w:val="000000"/>
+                <w:sz w:val="26"/>
+              </w:rPr>
+            </w:r>
+          </w:p>
+        </w:tc>
+      </w:tr>
+      <w:tr>
+        <w:tc>
+          <w:tcPr>
+            <w:tcW w:type="dxa" w:w="1440"/>
+          </w:tcPr>
+          <w:p>
+            <w:r>
+              <w:rPr>
+                <w:rFonts w:ascii="Times New Roman" w:hAnsi="Times New Roman" w:eastAsia="Times New Roman"/>
+                <w:color w:val="000000"/>
+                <w:sz w:val="26"/>
+              </w:rPr>
+              <w:t>TC-NOTIFICATION-009</w:t>
+            </w:r>
+          </w:p>
+        </w:tc>
+        <w:tc>
+          <w:tcPr>
+            <w:tcW w:type="dxa" w:w="1440"/>
+          </w:tcPr>
+          <w:p>
+            <w:r>
+              <w:rPr>
+                <w:rFonts w:ascii="Times New Roman" w:hAnsi="Times New Roman" w:eastAsia="Times New Roman"/>
+                <w:color w:val="000000"/>
+                <w:sz w:val="26"/>
+              </w:rPr>
+              <w:t>6</w:t>
+            </w:r>
+          </w:p>
+        </w:tc>
+        <w:tc>
+          <w:tcPr>
+            <w:tcW w:type="dxa" w:w="1440"/>
+          </w:tcPr>
+          <w:p>
+            <w:r>
+              <w:rPr>
+                <w:rFonts w:ascii="Times New Roman" w:hAnsi="Times New Roman" w:eastAsia="Times New Roman"/>
+                <w:color w:val="000000"/>
+                <w:sz w:val="26"/>
+              </w:rPr>
+              <w:t>PASS</w:t>
+            </w:r>
+          </w:p>
+        </w:tc>
+        <w:tc>
+          <w:tcPr>
+            <w:tcW w:type="dxa" w:w="1440"/>
+          </w:tcPr>
+          <w:p>
+            <w:r>
+              <w:rPr>
+                <w:rFonts w:ascii="Times New Roman" w:hAnsi="Times New Roman" w:eastAsia="Times New Roman"/>
+                <w:color w:val="000000"/>
+                <w:sz w:val="26"/>
+              </w:rPr>
+              <w:t>14/09/2026 19:35:45</w:t>
+            </w:r>
+          </w:p>
+        </w:tc>
+        <w:tc>
+          <w:tcPr>
+            <w:tcW w:type="dxa" w:w="1440"/>
+          </w:tcPr>
+          <w:p>
+            <w:r>
+              <w:rPr>
+                <w:rFonts w:ascii="Times New Roman" w:hAnsi="Times New Roman" w:eastAsia="Times New Roman"/>
+                <w:color w:val="000000"/>
+                <w:sz w:val="26"/>
+              </w:rPr>
+              <w:t>Đăng xuất Doctor và đăng nhập lại Patient thành công</w:t>
+            </w:r>
+          </w:p>
+        </w:tc>
+        <w:tc>
+          <w:tcPr>
+            <w:tcW w:type="dxa" w:w="1440"/>
+          </w:tcPr>
+          <w:p>
+            <w:r>
+              <w:rPr>
+                <w:rFonts w:ascii="Times New Roman" w:hAnsi="Times New Roman" w:eastAsia="Times New Roman"/>
+                <w:color w:val="000000"/>
+                <w:sz w:val="26"/>
+              </w:rPr>
+            </w:r>
+          </w:p>
+        </w:tc>
+      </w:tr>
+      <w:tr>
+        <w:tc>
+          <w:tcPr>
+            <w:tcW w:type="dxa" w:w="1440"/>
+          </w:tcPr>
+          <w:p>
+            <w:r>
+              <w:rPr>
+                <w:rFonts w:ascii="Times New Roman" w:hAnsi="Times New Roman" w:eastAsia="Times New Roman"/>
+                <w:color w:val="000000"/>
+                <w:sz w:val="26"/>
+              </w:rPr>
+              <w:t>TC-NOTIFICATION-009</w:t>
+            </w:r>
+          </w:p>
+        </w:tc>
+        <w:tc>
+          <w:tcPr>
+            <w:tcW w:type="dxa" w:w="1440"/>
+          </w:tcPr>
+          <w:p>
+            <w:r>
+              <w:rPr>
+                <w:rFonts w:ascii="Times New Roman" w:hAnsi="Times New Roman" w:eastAsia="Times New Roman"/>
+                <w:color w:val="000000"/>
+                <w:sz w:val="26"/>
+              </w:rPr>
+              <w:t>7</w:t>
+            </w:r>
+          </w:p>
+        </w:tc>
+        <w:tc>
+          <w:tcPr>
+            <w:tcW w:type="dxa" w:w="1440"/>
+          </w:tcPr>
+          <w:p>
+            <w:r>
+              <w:rPr>
+                <w:rFonts w:ascii="Times New Roman" w:hAnsi="Times New Roman" w:eastAsia="Times New Roman"/>
+                <w:color w:val="000000"/>
+                <w:sz w:val="26"/>
+              </w:rPr>
+              <w:t>PASS</w:t>
+            </w:r>
+          </w:p>
+        </w:tc>
+        <w:tc>
+          <w:tcPr>
+            <w:tcW w:type="dxa" w:w="1440"/>
+          </w:tcPr>
+          <w:p>
+            <w:r>
+              <w:rPr>
+                <w:rFonts w:ascii="Times New Roman" w:hAnsi="Times New Roman" w:eastAsia="Times New Roman"/>
+                <w:color w:val="000000"/>
+                <w:sz w:val="26"/>
+              </w:rPr>
+              <w:t>14/09/2026 19:35:46</w:t>
+            </w:r>
+          </w:p>
+        </w:tc>
+        <w:tc>
+          <w:tcPr>
+            <w:tcW w:type="dxa" w:w="1440"/>
+          </w:tcPr>
+          <w:p>
+            <w:r>
+              <w:rPr>
+                <w:rFonts w:ascii="Times New Roman" w:hAnsi="Times New Roman" w:eastAsia="Times New Roman"/>
+                <w:color w:val="000000"/>
+                <w:sz w:val="26"/>
+              </w:rPr>
+              <w:t>Patient mở trang Thông báo thành công</w:t>
+            </w:r>
+          </w:p>
+        </w:tc>
+        <w:tc>
+          <w:tcPr>
+            <w:tcW w:type="dxa" w:w="1440"/>
+          </w:tcPr>
+          <w:p>
+            <w:r>
+              <w:rPr>
+                <w:rFonts w:ascii="Times New Roman" w:hAnsi="Times New Roman" w:eastAsia="Times New Roman"/>
+                <w:color w:val="000000"/>
+                <w:sz w:val="26"/>
+              </w:rPr>
+            </w:r>
+          </w:p>
+        </w:tc>
+      </w:tr>
+      <w:tr>
+        <w:tc>
+          <w:tcPr>
+            <w:tcW w:type="dxa" w:w="1440"/>
+          </w:tcPr>
+          <w:p>
+            <w:r>
+              <w:rPr>
+                <w:rFonts w:ascii="Times New Roman" w:hAnsi="Times New Roman" w:eastAsia="Times New Roman"/>
+                <w:color w:val="000000"/>
+                <w:sz w:val="26"/>
+              </w:rPr>
+              <w:t>TC-NOTIFICATION-009</w:t>
+            </w:r>
+          </w:p>
+        </w:tc>
+        <w:tc>
+          <w:tcPr>
+            <w:tcW w:type="dxa" w:w="1440"/>
+          </w:tcPr>
+          <w:p>
+            <w:r>
+              <w:rPr>
+                <w:rFonts w:ascii="Times New Roman" w:hAnsi="Times New Roman" w:eastAsia="Times New Roman"/>
+                <w:color w:val="000000"/>
+                <w:sz w:val="26"/>
+              </w:rPr>
+              <w:t>8</w:t>
+            </w:r>
+          </w:p>
+        </w:tc>
+        <w:tc>
+          <w:tcPr>
+            <w:tcW w:type="dxa" w:w="1440"/>
+          </w:tcPr>
+          <w:p>
+            <w:r>
+              <w:rPr>
+                <w:rFonts w:ascii="Times New Roman" w:hAnsi="Times New Roman" w:eastAsia="Times New Roman"/>
+                <w:color w:val="000000"/>
+                <w:sz w:val="26"/>
+              </w:rPr>
               <w:t>XFAIL</w:t>
             </w:r>
           </w:p>
@@ -6908,7 +7545,7 @@
                 <w:color w:val="000000"/>
                 <w:sz w:val="26"/>
               </w:rPr>
-              <w:t>07/09/2026 19:08:38</w:t>
+              <w:t>14/09/2026 19:35:50</w:t>
             </w:r>
           </w:p>
         </w:tc>
@@ -6938,7 +7575,9 @@
                 <w:color w:val="000000"/>
                 <w:sz w:val="26"/>
               </w:rPr>
-              <w:t>Không tìm thấy giờ đặt lịch còn trống trong các ca làm việc của bác sĩ.</w:t>
+              <w:t>TC-NOTIFICATION-009 | STEP 8 FAILED | Expected số notification &gt; 701 | Actual: 701</w:t>
+              <w:br/>
+              <w:t>assert 701 &gt; 701</w:t>
             </w:r>
           </w:p>
         </w:tc>
